--- a/public/data/_work-in-progress/with-a-vengeance/with-a-vengeance.docx
+++ b/public/data/_work-in-progress/with-a-vengeance/with-a-vengeance.docx
@@ -8,28 +8,97 @@
         <w:jc w:val="both"/>
       </w:pPr>
       <w:r>
-        <w:t xml:space="preserve">Fragrant vapors and faint jazz float across the floor of the Centuralia Club. In a way, so does Lady </w:t>
-      </w:r>
-      <w:r>
-        <w:t>beckons you to a velvet</w:t>
-      </w:r>
-      <w:r>
-        <w:t xml:space="preserve">-lined </w:t>
-      </w:r>
-      <w:r>
-        <w:t xml:space="preserve">booth at the back of the Centuralia Club's </w:t>
-      </w:r>
-      <w:r>
-        <w:t>main room.</w:t>
-      </w:r>
-      <w:r>
-        <w:t xml:space="preserve"> He </w:t>
-      </w:r>
-      <w:r>
-        <w:t>draws the purple and silver curtains and lights a candle</w:t>
-      </w:r>
-      <w:r>
-        <w:t xml:space="preserve"> before turning.</w:t>
+        <w:t>F</w:t>
+      </w:r>
+      <w:r>
+        <w:t>aint jazz float</w:t>
+      </w:r>
+      <w:r>
+        <w:t>s</w:t>
+      </w:r>
+      <w:r>
+        <w:t xml:space="preserve"> across the floor of the </w:t>
+      </w:r>
+      <w:r>
+        <w:rPr>
+          <w:rStyle w:val="Strong"/>
+        </w:rPr>
+        <w:t>Centuralia Club</w:t>
+      </w:r>
+      <w:r>
+        <w:t xml:space="preserve">. </w:t>
+      </w:r>
+      <w:r>
+        <w:t xml:space="preserve">You’ve been summoned by </w:t>
+      </w:r>
+      <w:r>
+        <w:rPr>
+          <w:rStyle w:val="Strong"/>
+        </w:rPr>
+        <w:t xml:space="preserve">Lady </w:t>
+      </w:r>
+      <w:r>
+        <w:rPr>
+          <w:rStyle w:val="Strong"/>
+        </w:rPr>
+        <w:t>Drake</w:t>
+      </w:r>
+      <w:r>
+        <w:t xml:space="preserve">, who </w:t>
+      </w:r>
+      <w:r>
+        <w:t>beckons you to a booth at the</w:t>
+      </w:r>
+      <w:r>
+        <w:t xml:space="preserve"> back</w:t>
+      </w:r>
+      <w:r>
+        <w:t xml:space="preserve"> where</w:t>
+      </w:r>
+      <w:r>
+        <w:t xml:space="preserve"> </w:t>
+      </w:r>
+      <w:r>
+        <w:t>s</w:t>
+      </w:r>
+      <w:r>
+        <w:t>he</w:t>
+      </w:r>
+      <w:r>
+        <w:t xml:space="preserve"> </w:t>
+      </w:r>
+      <w:r>
+        <w:t xml:space="preserve">draws </w:t>
+      </w:r>
+      <w:r>
+        <w:t>heavy</w:t>
+      </w:r>
+      <w:r>
+        <w:t>,</w:t>
+      </w:r>
+      <w:r>
+        <w:t xml:space="preserve"> </w:t>
+      </w:r>
+      <w:r>
+        <w:t xml:space="preserve">violet </w:t>
+      </w:r>
+      <w:r>
+        <w:t xml:space="preserve">curtains </w:t>
+      </w:r>
+      <w:r>
+        <w:t>before turning</w:t>
+      </w:r>
+      <w:r>
+        <w:t xml:space="preserve"> to you</w:t>
+      </w:r>
+      <w:r>
+        <w:t xml:space="preserve">. She adjusts a pair of delicate spectacles, balancing them </w:t>
+      </w:r>
+      <w:r>
+        <w:t xml:space="preserve">carefully </w:t>
+      </w:r>
+      <w:r>
+        <w:t>on the bridge of her nose.</w:t>
       </w:r>
     </w:p>
     <w:p>
@@ -37,7 +106,13 @@
         <w:pStyle w:val="Quote"/>
       </w:pPr>
       <w:r>
-        <w:t xml:space="preserve">“Vulputate eu scelerisque felis imperdiet. Pharetra pharetra massa massa ultricies mi quis hendrerit </w:t>
+        <w:t>“</w:t>
+      </w:r>
+      <w:r>
+        <w:t>.</w:t>
+      </w:r>
+      <w:r>
+        <w:t xml:space="preserve"> eu scelerisque felis imperdiet. Pharetra pharetra massa massa ultricies mi quis hendrerit </w:t>
       </w:r>
       <w:r>
         <w:rPr>
@@ -1289,13 +1364,13 @@
                     <w:rPr>
                       <w:noProof/>
                     </w:rPr>
-                    <w:pict w14:anchorId="0C4D5996">
+                    <w:pict w14:anchorId="0B13315D">
                       <v:shapetype id="_x0000_t118" coordsize="21600,21600" o:spt="118" path="m,4292l21600,r,21600l,21600xe">
                         <v:stroke joinstyle="miter"/>
                         <v:path gradientshapeok="t" o:connecttype="custom" o:connectlocs="10800,2146;0,10800;10800,21600;21600,10800" textboxrect="0,4291,21600,21600"/>
                       </v:shapetype>
-                      <v:shape id="_x0000_s2089" type="#_x0000_t118" style="position:absolute;left:0;text-align:left;margin-left:0;margin-top:0;width:10.15pt;height:22.4pt;rotation:180;z-index:-251655168;mso-wrap-distance-left:0;mso-wrap-distance-right:5.75pt;mso-position-horizontal:left;mso-position-horizontal-relative:text;mso-position-vertical:top;mso-position-vertical-relative:page;v-text-anchor:middle" wrapcoords="16971 -720 -1543 2880 -1543 21600 23143 21600 23143 -720 16971 -720" o:allowoverlap="f" fillcolor="black [3213]">
-                        <v:textbox style="mso-next-textbox:#_x0000_s2089" inset="0,0,0,0">
+                      <v:shape id="_x0000_s2053" type="#_x0000_t118" alt="" style="position:absolute;left:0;text-align:left;margin-left:0;margin-top:0;width:10.15pt;height:22.4pt;rotation:180;z-index:-251655168;mso-wrap-style:square;mso-wrap-edited:f;mso-width-percent:0;mso-height-percent:0;mso-wrap-distance-left:0;mso-wrap-distance-right:5.75pt;mso-position-horizontal:left;mso-position-horizontal-relative:text;mso-position-vertical:top;mso-position-vertical-relative:page;mso-width-percent:0;mso-height-percent:0;v-text-anchor:middle" wrapcoords="16971 -720 -1543 2880 -1543 21600 23143 21600 23143 -720 16971 -720" o:allowoverlap="f" fillcolor="black [3213]">
+                        <v:textbox style="mso-next-textbox:#_x0000_s2053" inset="0,0,0,0">
                           <w:txbxContent>
                             <w:p>
                               <w:pPr>
@@ -1347,9 +1422,9 @@
                     <w:rPr>
                       <w:rStyle w:val="Strong"/>
                     </w:rPr>
-                    <w:pict w14:anchorId="0C4D5996">
-                      <v:shape id="_x0000_s2091" type="#_x0000_t118" style="position:absolute;left:0;text-align:left;margin-left:0;margin-top:0;width:10.15pt;height:22.4pt;rotation:180;z-index:-251654144;mso-wrap-distance-left:0;mso-wrap-distance-right:5.75pt;mso-position-horizontal:left;mso-position-horizontal-relative:text;mso-position-vertical:top;mso-position-vertical-relative:page;v-text-anchor:middle" wrapcoords="16971 -720 -1543 2880 -1543 21600 23143 21600 23143 -720 16971 -720" o:allowoverlap="f" fillcolor="black [3213]">
-                        <v:textbox style="mso-next-textbox:#_x0000_s2091" inset="0,0,0,0">
+                    <w:pict w14:anchorId="470DA688">
+                      <v:shape id="_x0000_s2052" type="#_x0000_t118" alt="" style="position:absolute;left:0;text-align:left;margin-left:0;margin-top:0;width:10.15pt;height:22.4pt;rotation:180;z-index:-251654144;mso-wrap-style:square;mso-wrap-edited:f;mso-width-percent:0;mso-height-percent:0;mso-wrap-distance-left:0;mso-wrap-distance-right:5.75pt;mso-position-horizontal:left;mso-position-horizontal-relative:text;mso-position-vertical:top;mso-position-vertical-relative:page;mso-width-percent:0;mso-height-percent:0;v-text-anchor:middle" wrapcoords="16971 -720 -1543 2880 -1543 21600 23143 21600 23143 -720 16971 -720" o:allowoverlap="f" fillcolor="black [3213]">
+                        <v:textbox style="mso-next-textbox:#_x0000_s2052" inset="0,0,0,0">
                           <w:txbxContent>
                             <w:p>
                               <w:pPr>
@@ -1411,9 +1486,9 @@
                     <w:rPr>
                       <w:rStyle w:val="Strong"/>
                     </w:rPr>
-                    <w:pict w14:anchorId="0C4D5996">
-                      <v:shape id="_x0000_s2093" type="#_x0000_t118" style="position:absolute;left:0;text-align:left;margin-left:0;margin-top:0;width:10.15pt;height:22.4pt;rotation:180;z-index:-251652096;mso-wrap-distance-left:0;mso-wrap-distance-right:5.75pt;mso-position-horizontal:left;mso-position-horizontal-relative:text;mso-position-vertical:top;mso-position-vertical-relative:page;v-text-anchor:middle" wrapcoords="16971 -720 -1543 2880 -1543 21600 23143 21600 23143 -720 16971 -720" o:allowoverlap="f" fillcolor="black [3213]">
-                        <v:textbox style="mso-next-textbox:#_x0000_s2093" inset="0,0,0,0">
+                    <w:pict w14:anchorId="2674E6A7">
+                      <v:shape id="_x0000_s2051" type="#_x0000_t118" alt="" style="position:absolute;left:0;text-align:left;margin-left:0;margin-top:0;width:10.15pt;height:22.4pt;rotation:180;z-index:-251652096;mso-wrap-style:square;mso-wrap-edited:f;mso-width-percent:0;mso-height-percent:0;mso-wrap-distance-left:0;mso-wrap-distance-right:5.75pt;mso-position-horizontal:left;mso-position-horizontal-relative:text;mso-position-vertical:top;mso-position-vertical-relative:page;mso-width-percent:0;mso-height-percent:0;v-text-anchor:middle" wrapcoords="16971 -720 -1543 2880 -1543 21600 23143 21600 23143 -720 16971 -720" o:allowoverlap="f" fillcolor="black [3213]">
+                        <v:textbox style="mso-next-textbox:#_x0000_s2051" inset="0,0,0,0">
                           <w:txbxContent>
                             <w:p>
                               <w:pPr>
@@ -1473,9 +1548,9 @@
                     <w:rPr>
                       <w:rStyle w:val="Strong"/>
                     </w:rPr>
-                    <w:pict w14:anchorId="0C4D5996">
-                      <v:shape id="_x0000_s2092" type="#_x0000_t118" style="position:absolute;left:0;text-align:left;margin-left:0;margin-top:0;width:10.15pt;height:22.4pt;rotation:180;z-index:-251653120;mso-wrap-distance-left:0;mso-wrap-distance-right:5.75pt;mso-position-horizontal:left;mso-position-horizontal-relative:text;mso-position-vertical:top;mso-position-vertical-relative:page;v-text-anchor:middle" wrapcoords="16971 -720 -1543 2880 -1543 21600 23143 21600 23143 -720 16971 -720" o:allowoverlap="f" fillcolor="black [3213]">
-                        <v:textbox style="mso-next-textbox:#_x0000_s2092" inset="0,0,0,0">
+                    <w:pict w14:anchorId="322FF227">
+                      <v:shape id="_x0000_s2050" type="#_x0000_t118" alt="" style="position:absolute;left:0;text-align:left;margin-left:0;margin-top:0;width:10.15pt;height:22.4pt;rotation:180;z-index:-251653120;mso-wrap-style:square;mso-wrap-edited:f;mso-width-percent:0;mso-height-percent:0;mso-wrap-distance-left:0;mso-wrap-distance-right:5.75pt;mso-position-horizontal:left;mso-position-horizontal-relative:text;mso-position-vertical:top;mso-position-vertical-relative:page;mso-width-percent:0;mso-height-percent:0;v-text-anchor:middle" wrapcoords="16971 -720 -1543 2880 -1543 21600 23143 21600 23143 -720 16971 -720" o:allowoverlap="f" fillcolor="black [3213]">
+                        <v:textbox style="mso-next-textbox:#_x0000_s2050" inset="0,0,0,0">
                           <w:txbxContent>
                             <w:p>
                               <w:pPr>
